--- a/Q1_Lectures/Hofstad_FHCC_Sermon_3.docx
+++ b/Q1_Lectures/Hofstad_FHCC_Sermon_3.docx
@@ -31,7 +31,7 @@
           <w:sz w:val="32"/>
           <w:szCs w:val="32"/>
         </w:rPr>
-        <w:t>An Altar Call: The Law, The Order, and the Atonement of Nations</w:t>
+        <w:t>Turning the Other Cheek: The Theology of Survival and Defense</w:t>
       </w:r>
     </w:p>
     <w:p>

--- a/Q1_Lectures/Hofstad_FHCC_Sermon_3.docx
+++ b/Q1_Lectures/Hofstad_FHCC_Sermon_3.docx
@@ -345,7 +345,33 @@
         <w:rPr>
           <w:rFonts w:ascii="Inter" w:hAnsi="Inter"/>
         </w:rPr>
-        <w:t xml:space="preserve">Jesus was not preaching in a vacuum. He was delivering instructions with the acute awareness that His followers, and His own family, were actively facing imprisonment. When Jesus speaks in Matthew 5:39, saying, </w:t>
+        <w:t>Jesus was not preaching in a vacuum. He was delivering instructions with the acute awareness that His followers</w:t>
+      </w:r>
+      <w:r>
+        <w:rPr>
+          <w:rFonts w:ascii="Inter" w:hAnsi="Inter"/>
+        </w:rPr>
+        <w:t xml:space="preserve"> and </w:t>
+      </w:r>
+      <w:proofErr w:type="gramStart"/>
+      <w:r>
+        <w:rPr>
+          <w:rFonts w:ascii="Inter" w:hAnsi="Inter"/>
+        </w:rPr>
+        <w:t>His</w:t>
+      </w:r>
+      <w:proofErr w:type="gramEnd"/>
+      <w:r>
+        <w:rPr>
+          <w:rFonts w:ascii="Inter" w:hAnsi="Inter"/>
+        </w:rPr>
+        <w:t xml:space="preserve"> own family were </w:t>
+      </w:r>
+      <w:r>
+        <w:rPr>
+          <w:rFonts w:ascii="Inter" w:hAnsi="Inter"/>
+        </w:rPr>
+        <w:t xml:space="preserve">facing imprisonment. When Jesus speaks in Matthew 5:39, saying, </w:t>
       </w:r>
       <w:r>
         <w:rPr>
@@ -359,7 +385,33 @@
         <w:rPr>
           <w:rFonts w:ascii="Inter" w:hAnsi="Inter"/>
         </w:rPr>
-        <w:t xml:space="preserve"> He is providing calculated survival instructions for those living in incarceration or under the absolute, crushing weight of a penal system.</w:t>
+        <w:t xml:space="preserve"> He is providing calculated survival instructions</w:t>
+      </w:r>
+      <w:r>
+        <w:rPr>
+          <w:rFonts w:ascii="Inter" w:hAnsi="Inter"/>
+        </w:rPr>
+        <w:t xml:space="preserve"> to "roll with the punches",</w:t>
+      </w:r>
+      <w:r>
+        <w:rPr>
+          <w:rFonts w:ascii="Inter" w:hAnsi="Inter"/>
+        </w:rPr>
+        <w:t xml:space="preserve"> for those </w:t>
+      </w:r>
+      <w:proofErr w:type="gramStart"/>
+      <w:r>
+        <w:rPr>
+          <w:rFonts w:ascii="Inter" w:hAnsi="Inter"/>
+        </w:rPr>
+        <w:t>living in</w:t>
+      </w:r>
+      <w:proofErr w:type="gramEnd"/>
+      <w:r>
+        <w:rPr>
+          <w:rFonts w:ascii="Inter" w:hAnsi="Inter"/>
+        </w:rPr>
+        <w:t xml:space="preserve"> incarceration or under the absolute, crushing weight of a penal system.</w:t>
       </w:r>
     </w:p>
     <w:p>
@@ -654,7 +706,7 @@
         <w:rPr>
           <w:rFonts w:ascii="Inter" w:hAnsi="Inter"/>
         </w:rPr>
-        <w:t xml:space="preserve">However, Jesus drew a hard, unyielding line between personal self-defense and military conquest for kingdom expansion. When standing before the Roman authorities, He stated with absolute clarity in John 18:36: </w:t>
+        <w:t xml:space="preserve">Jesus drew a hard, unyielding line between personal self-defense and military conquest for kingdom expansion. When standing before the Roman authorities, He stated with absolute clarity in John 18:36: </w:t>
       </w:r>
       <w:r>
         <w:rPr>
@@ -662,7 +714,25 @@
           <w:i/>
           <w:iCs/>
         </w:rPr>
-        <w:t>"My kingdom is not of this world. If My kingdom were of this world, My servants would fight, so that I should not be delivered to the Jews; but now My kingdom is not from here."</w:t>
+        <w:t xml:space="preserve">"My kingdom is not of this world. If My kingdom were of this world, </w:t>
+      </w:r>
+      <w:proofErr w:type="gramStart"/>
+      <w:r>
+        <w:rPr>
+          <w:rFonts w:ascii="Inter" w:hAnsi="Inter"/>
+          <w:i/>
+          <w:iCs/>
+        </w:rPr>
+        <w:t>My</w:t>
+      </w:r>
+      <w:proofErr w:type="gramEnd"/>
+      <w:r>
+        <w:rPr>
+          <w:rFonts w:ascii="Inter" w:hAnsi="Inter"/>
+          <w:i/>
+          <w:iCs/>
+        </w:rPr>
+        <w:t xml:space="preserve"> servants would fight, so that I should not be delivered to the Jews; but now My kingdom is not from here."</w:t>
       </w:r>
     </w:p>
     <w:p>
@@ -4940,6 +5010,7 @@
   <w:style w:type="character" w:default="1" w:styleId="DefaultParagraphFont">
     <w:name w:val="Default Paragraph Font"/>
     <w:uiPriority w:val="1"/>
+    <w:semiHidden/>
     <w:unhideWhenUsed/>
   </w:style>
   <w:style w:type="table" w:default="1" w:styleId="TableNormal">
